--- a/Лаб3/Отчёт.docx
+++ b/Лаб3/Отчёт.docx
@@ -1120,7 +1120,7 @@
             <w:szCs w:val="28"/>
             <w:lang w:eastAsia="zh-CN" w:bidi="hi-IN"/>
           </w:rPr>
-          <w:t>1.1</w:t>
+          <w:t>1</w:t>
         </w:r>
         <w:r>
           <w:rPr>
@@ -1245,7 +1245,7 @@
             <w:szCs w:val="28"/>
             <w:lang w:eastAsia="zh-CN" w:bidi="hi-IN"/>
           </w:rPr>
-          <w:t>1.2</w:t>
+          <w:t>2</w:t>
         </w:r>
         <w:r>
           <w:rPr>
@@ -1371,7 +1371,7 @@
             <w:szCs w:val="28"/>
             <w:lang w:eastAsia="zh-CN" w:bidi="hi-IN"/>
           </w:rPr>
-          <w:t>1.3 Описание используемых технологий.</w:t>
+          <w:t>3 Описание используемых технологий.</w:t>
         </w:r>
         <w:r>
           <w:rPr>
@@ -1472,7 +1472,7 @@
             <w:szCs w:val="28"/>
             <w:lang w:eastAsia="zh-CN" w:bidi="hi-IN"/>
           </w:rPr>
-          <w:t>1.4 Структура базы данных.</w:t>
+          <w:t>4 Структура базы данных.</w:t>
         </w:r>
         <w:r>
           <w:rPr>
@@ -1573,7 +1573,7 @@
             <w:szCs w:val="28"/>
             <w:lang w:eastAsia="zh-CN" w:bidi="hi-IN"/>
           </w:rPr>
-          <w:t>1.5 Тестирование программы</w:t>
+          <w:t>5 Тестирование программы</w:t>
         </w:r>
         <w:r>
           <w:rPr>
@@ -1674,7 +1674,7 @@
             <w:szCs w:val="28"/>
             <w:lang w:eastAsia="zh-CN" w:bidi="hi-IN"/>
           </w:rPr>
-          <w:t>1.6 Описание графического интерфейса</w:t>
+          <w:t>6 Описание графического интерфейса</w:t>
         </w:r>
         <w:r>
           <w:rPr>
@@ -1775,7 +1775,7 @@
             <w:szCs w:val="28"/>
             <w:lang w:eastAsia="zh-CN" w:bidi="hi-IN"/>
           </w:rPr>
-          <w:t>1.7 Выводы</w:t>
+          <w:t>7 Выводы</w:t>
         </w:r>
         <w:r>
           <w:rPr>
